--- a/чекЛист.docx
+++ b/чекЛист.docx
@@ -2021,27 +2021,267 @@
         <w:rPr>
           <w:rFonts w:ascii="Segoe UI Emoji" w:hAnsi="Segoe UI Emoji" w:cs="Segoe UI Emoji"/>
         </w:rPr>
+        <w:t>✅</w:t>
+      </w:r>
+      <w:r>
+        <w:rPr>
+          <w:rFonts w:ascii="Times New Roman" w:hAnsi="Times New Roman" w:cs="Times New Roman"/>
+        </w:rPr>
+        <w:t xml:space="preserve"> Создать модель </w:t>
+      </w:r>
+      <w:proofErr w:type="spellStart"/>
+      <w:r>
+        <w:rPr>
+          <w:rFonts w:ascii="Times New Roman" w:hAnsi="Times New Roman" w:cs="Times New Roman"/>
+        </w:rPr>
+        <w:t>Comment</w:t>
+      </w:r>
+      <w:proofErr w:type="spellEnd"/>
+      <w:r>
+        <w:rPr>
+          <w:rFonts w:ascii="Times New Roman" w:hAnsi="Times New Roman" w:cs="Times New Roman"/>
+        </w:rPr>
+        <w:t>.</w:t>
+      </w:r>
+    </w:p>
+    <w:p>
+      <w:pPr>
+        <w:numPr>
+          <w:ilvl w:val="0"/>
+          <w:numId w:val="7"/>
+        </w:numPr>
+        <w:spacing w:after="0"/>
+        <w:rPr>
+          <w:rFonts w:ascii="Times New Roman" w:hAnsi="Times New Roman" w:cs="Times New Roman"/>
+        </w:rPr>
+      </w:pPr>
+      <w:r>
+        <w:rPr>
+          <w:rFonts w:ascii="Segoe UI Emoji" w:hAnsi="Segoe UI Emoji" w:cs="Segoe UI Emoji"/>
+        </w:rPr>
+        <w:t>✅</w:t>
+      </w:r>
+      <w:r>
+        <w:rPr>
+          <w:rFonts w:ascii="Times New Roman" w:hAnsi="Times New Roman" w:cs="Times New Roman"/>
+        </w:rPr>
+        <w:t xml:space="preserve"> Связать комментарий с пользователем.</w:t>
+      </w:r>
+    </w:p>
+    <w:p>
+      <w:pPr>
+        <w:numPr>
+          <w:ilvl w:val="0"/>
+          <w:numId w:val="7"/>
+        </w:numPr>
+        <w:spacing w:after="0"/>
+        <w:rPr>
+          <w:rFonts w:ascii="Times New Roman" w:hAnsi="Times New Roman" w:cs="Times New Roman"/>
+        </w:rPr>
+      </w:pPr>
+      <w:r>
+        <w:rPr>
+          <w:rFonts w:ascii="Segoe UI Emoji" w:hAnsi="Segoe UI Emoji" w:cs="Segoe UI Emoji"/>
+        </w:rPr>
+        <w:t>✅</w:t>
+      </w:r>
+      <w:r>
+        <w:rPr>
+          <w:rFonts w:ascii="Times New Roman" w:hAnsi="Times New Roman" w:cs="Times New Roman"/>
+        </w:rPr>
+        <w:t xml:space="preserve"> Связать комментарий со статьёй.</w:t>
+      </w:r>
+    </w:p>
+    <w:p>
+      <w:pPr>
+        <w:numPr>
+          <w:ilvl w:val="0"/>
+          <w:numId w:val="7"/>
+        </w:numPr>
+        <w:spacing w:after="0"/>
+        <w:rPr>
+          <w:rFonts w:ascii="Times New Roman" w:hAnsi="Times New Roman" w:cs="Times New Roman"/>
+        </w:rPr>
+      </w:pPr>
+      <w:r>
+        <w:rPr>
+          <w:rFonts w:ascii="Segoe UI Emoji" w:hAnsi="Segoe UI Emoji" w:cs="Segoe UI Emoji"/>
+        </w:rPr>
+        <w:t>✅</w:t>
+      </w:r>
+      <w:r>
+        <w:rPr>
+          <w:rFonts w:ascii="Times New Roman" w:hAnsi="Times New Roman" w:cs="Times New Roman"/>
+        </w:rPr>
+        <w:t xml:space="preserve"> Добавить текст комментария.</w:t>
+      </w:r>
+    </w:p>
+    <w:p>
+      <w:pPr>
+        <w:numPr>
+          <w:ilvl w:val="0"/>
+          <w:numId w:val="7"/>
+        </w:numPr>
+        <w:spacing w:after="0"/>
+        <w:rPr>
+          <w:rFonts w:ascii="Times New Roman" w:hAnsi="Times New Roman" w:cs="Times New Roman"/>
+        </w:rPr>
+      </w:pPr>
+      <w:r>
+        <w:rPr>
+          <w:rFonts w:ascii="Segoe UI Emoji" w:hAnsi="Segoe UI Emoji" w:cs="Segoe UI Emoji"/>
+        </w:rPr>
+        <w:t>✅</w:t>
+      </w:r>
+      <w:r>
+        <w:rPr>
+          <w:rFonts w:ascii="Times New Roman" w:hAnsi="Times New Roman" w:cs="Times New Roman"/>
+        </w:rPr>
+        <w:t xml:space="preserve"> Добавить дату создания.</w:t>
+      </w:r>
+    </w:p>
+    <w:p>
+      <w:pPr>
+        <w:numPr>
+          <w:ilvl w:val="0"/>
+          <w:numId w:val="7"/>
+        </w:numPr>
+        <w:spacing w:after="0"/>
+        <w:rPr>
+          <w:rFonts w:ascii="Times New Roman" w:hAnsi="Times New Roman" w:cs="Times New Roman"/>
+        </w:rPr>
+      </w:pPr>
+      <w:r>
+        <w:rPr>
+          <w:rFonts w:ascii="Segoe UI Emoji" w:hAnsi="Segoe UI Emoji" w:cs="Segoe UI Emoji"/>
+        </w:rPr>
+        <w:t>✅</w:t>
+      </w:r>
+      <w:r>
+        <w:rPr>
+          <w:rFonts w:ascii="Times New Roman" w:hAnsi="Times New Roman" w:cs="Times New Roman"/>
+        </w:rPr>
+        <w:t xml:space="preserve"> Добавить статус модерации.</w:t>
+      </w:r>
+    </w:p>
+    <w:p>
+      <w:pPr>
+        <w:numPr>
+          <w:ilvl w:val="0"/>
+          <w:numId w:val="7"/>
+        </w:numPr>
+        <w:spacing w:after="0"/>
+        <w:rPr>
+          <w:rFonts w:ascii="Times New Roman" w:hAnsi="Times New Roman" w:cs="Times New Roman"/>
+        </w:rPr>
+      </w:pPr>
+      <w:r>
+        <w:rPr>
+          <w:rFonts w:ascii="Segoe UI Emoji" w:hAnsi="Segoe UI Emoji" w:cs="Segoe UI Emoji"/>
+        </w:rPr>
+        <w:t>✅</w:t>
+      </w:r>
+      <w:r>
+        <w:rPr>
+          <w:rFonts w:ascii="Times New Roman" w:hAnsi="Times New Roman" w:cs="Times New Roman"/>
+        </w:rPr>
+        <w:t xml:space="preserve"> Показывать комментарии под статьёй.</w:t>
+      </w:r>
+    </w:p>
+    <w:p>
+      <w:pPr>
+        <w:numPr>
+          <w:ilvl w:val="0"/>
+          <w:numId w:val="7"/>
+        </w:numPr>
+        <w:spacing w:after="0"/>
+        <w:rPr>
+          <w:rFonts w:ascii="Times New Roman" w:hAnsi="Times New Roman" w:cs="Times New Roman"/>
+        </w:rPr>
+      </w:pPr>
+      <w:r>
+        <w:rPr>
+          <w:rFonts w:ascii="Segoe UI Emoji" w:hAnsi="Segoe UI Emoji" w:cs="Segoe UI Emoji"/>
+        </w:rPr>
+        <w:t>✅</w:t>
+      </w:r>
+      <w:r>
+        <w:rPr>
+          <w:rFonts w:ascii="Times New Roman" w:hAnsi="Times New Roman" w:cs="Times New Roman"/>
+        </w:rPr>
+        <w:t xml:space="preserve"> Добавить форму создания комментария.</w:t>
+      </w:r>
+    </w:p>
+    <w:p>
+      <w:pPr>
+        <w:numPr>
+          <w:ilvl w:val="0"/>
+          <w:numId w:val="7"/>
+        </w:numPr>
+        <w:spacing w:after="0"/>
+        <w:rPr>
+          <w:rFonts w:ascii="Times New Roman" w:hAnsi="Times New Roman" w:cs="Times New Roman"/>
+        </w:rPr>
+      </w:pPr>
+      <w:r>
+        <w:rPr>
+          <w:rFonts w:ascii="Segoe UI Emoji" w:hAnsi="Segoe UI Emoji" w:cs="Segoe UI Emoji"/>
+        </w:rPr>
+        <w:t>✅</w:t>
+      </w:r>
+      <w:r>
+        <w:rPr>
+          <w:rFonts w:ascii="Times New Roman" w:hAnsi="Times New Roman" w:cs="Times New Roman"/>
+        </w:rPr>
+        <w:t xml:space="preserve"> Разрешить комментирование только авторизованным пользователям.</w:t>
+      </w:r>
+    </w:p>
+    <w:p>
+      <w:pPr>
+        <w:numPr>
+          <w:ilvl w:val="0"/>
+          <w:numId w:val="7"/>
+        </w:numPr>
+        <w:spacing w:after="0"/>
+        <w:rPr>
+          <w:rFonts w:ascii="Times New Roman" w:hAnsi="Times New Roman" w:cs="Times New Roman"/>
+        </w:rPr>
+      </w:pPr>
+      <w:r>
+        <w:rPr>
+          <w:rFonts w:ascii="Segoe UI Emoji" w:hAnsi="Segoe UI Emoji" w:cs="Segoe UI Emoji"/>
+        </w:rPr>
+        <w:t>✅</w:t>
+      </w:r>
+      <w:r>
+        <w:rPr>
+          <w:rFonts w:ascii="Times New Roman" w:hAnsi="Times New Roman" w:cs="Times New Roman"/>
+        </w:rPr>
+        <w:t xml:space="preserve"> Защитить форму через CSRF.</w:t>
+      </w:r>
+    </w:p>
+    <w:p>
+      <w:pPr>
+        <w:numPr>
+          <w:ilvl w:val="0"/>
+          <w:numId w:val="7"/>
+        </w:numPr>
+        <w:spacing w:after="0"/>
+        <w:rPr>
+          <w:rFonts w:ascii="Times New Roman" w:hAnsi="Times New Roman" w:cs="Times New Roman"/>
+        </w:rPr>
+      </w:pPr>
+      <w:r>
+        <w:rPr>
+          <w:rFonts w:ascii="Segoe UI Emoji" w:hAnsi="Segoe UI Emoji" w:cs="Segoe UI Emoji"/>
+        </w:rPr>
         <w:t>⬜</w:t>
       </w:r>
       <w:r>
         <w:rPr>
           <w:rFonts w:ascii="Times New Roman" w:hAnsi="Times New Roman" w:cs="Times New Roman"/>
         </w:rPr>
-        <w:t xml:space="preserve"> Создать модель </w:t>
-      </w:r>
-      <w:proofErr w:type="spellStart"/>
-      <w:r>
-        <w:rPr>
-          <w:rFonts w:ascii="Times New Roman" w:hAnsi="Times New Roman" w:cs="Times New Roman"/>
-        </w:rPr>
-        <w:t>Comment</w:t>
-      </w:r>
-      <w:proofErr w:type="spellEnd"/>
-      <w:r>
-        <w:rPr>
-          <w:rFonts w:ascii="Times New Roman" w:hAnsi="Times New Roman" w:cs="Times New Roman"/>
-        </w:rPr>
-        <w:t>.</w:t>
+        <w:t xml:space="preserve"> Добавить пагинацию при большом количестве комментариев.</w:t>
       </w:r>
     </w:p>
     <w:p>
@@ -2059,247 +2299,7 @@
         <w:rPr>
           <w:rFonts w:ascii="Segoe UI Emoji" w:hAnsi="Segoe UI Emoji" w:cs="Segoe UI Emoji"/>
         </w:rPr>
-        <w:t>⬜</w:t>
-      </w:r>
-      <w:r>
-        <w:rPr>
-          <w:rFonts w:ascii="Times New Roman" w:hAnsi="Times New Roman" w:cs="Times New Roman"/>
-        </w:rPr>
-        <w:t xml:space="preserve"> Связать комментарий с пользователем.</w:t>
-      </w:r>
-    </w:p>
-    <w:p>
-      <w:pPr>
-        <w:numPr>
-          <w:ilvl w:val="0"/>
-          <w:numId w:val="7"/>
-        </w:numPr>
-        <w:spacing w:after="0"/>
-        <w:rPr>
-          <w:rFonts w:ascii="Times New Roman" w:hAnsi="Times New Roman" w:cs="Times New Roman"/>
-        </w:rPr>
-      </w:pPr>
-      <w:r>
-        <w:rPr>
-          <w:rFonts w:ascii="Segoe UI Emoji" w:hAnsi="Segoe UI Emoji" w:cs="Segoe UI Emoji"/>
-        </w:rPr>
-        <w:t>⬜</w:t>
-      </w:r>
-      <w:r>
-        <w:rPr>
-          <w:rFonts w:ascii="Times New Roman" w:hAnsi="Times New Roman" w:cs="Times New Roman"/>
-        </w:rPr>
-        <w:t xml:space="preserve"> Связать комментарий со статьёй.</w:t>
-      </w:r>
-    </w:p>
-    <w:p>
-      <w:pPr>
-        <w:numPr>
-          <w:ilvl w:val="0"/>
-          <w:numId w:val="7"/>
-        </w:numPr>
-        <w:spacing w:after="0"/>
-        <w:rPr>
-          <w:rFonts w:ascii="Times New Roman" w:hAnsi="Times New Roman" w:cs="Times New Roman"/>
-        </w:rPr>
-      </w:pPr>
-      <w:r>
-        <w:rPr>
-          <w:rFonts w:ascii="Segoe UI Emoji" w:hAnsi="Segoe UI Emoji" w:cs="Segoe UI Emoji"/>
-        </w:rPr>
-        <w:t>⬜</w:t>
-      </w:r>
-      <w:r>
-        <w:rPr>
-          <w:rFonts w:ascii="Times New Roman" w:hAnsi="Times New Roman" w:cs="Times New Roman"/>
-        </w:rPr>
-        <w:t xml:space="preserve"> Добавить текст комментария.</w:t>
-      </w:r>
-    </w:p>
-    <w:p>
-      <w:pPr>
-        <w:numPr>
-          <w:ilvl w:val="0"/>
-          <w:numId w:val="7"/>
-        </w:numPr>
-        <w:spacing w:after="0"/>
-        <w:rPr>
-          <w:rFonts w:ascii="Times New Roman" w:hAnsi="Times New Roman" w:cs="Times New Roman"/>
-        </w:rPr>
-      </w:pPr>
-      <w:r>
-        <w:rPr>
-          <w:rFonts w:ascii="Segoe UI Emoji" w:hAnsi="Segoe UI Emoji" w:cs="Segoe UI Emoji"/>
-        </w:rPr>
-        <w:t>⬜</w:t>
-      </w:r>
-      <w:r>
-        <w:rPr>
-          <w:rFonts w:ascii="Times New Roman" w:hAnsi="Times New Roman" w:cs="Times New Roman"/>
-        </w:rPr>
-        <w:t xml:space="preserve"> Добавить дату создания.</w:t>
-      </w:r>
-    </w:p>
-    <w:p>
-      <w:pPr>
-        <w:numPr>
-          <w:ilvl w:val="0"/>
-          <w:numId w:val="7"/>
-        </w:numPr>
-        <w:spacing w:after="0"/>
-        <w:rPr>
-          <w:rFonts w:ascii="Times New Roman" w:hAnsi="Times New Roman" w:cs="Times New Roman"/>
-        </w:rPr>
-      </w:pPr>
-      <w:r>
-        <w:rPr>
-          <w:rFonts w:ascii="Segoe UI Emoji" w:hAnsi="Segoe UI Emoji" w:cs="Segoe UI Emoji"/>
-        </w:rPr>
-        <w:t>⬜</w:t>
-      </w:r>
-      <w:r>
-        <w:rPr>
-          <w:rFonts w:ascii="Times New Roman" w:hAnsi="Times New Roman" w:cs="Times New Roman"/>
-        </w:rPr>
-        <w:t xml:space="preserve"> Добавить статус модерации.</w:t>
-      </w:r>
-    </w:p>
-    <w:p>
-      <w:pPr>
-        <w:numPr>
-          <w:ilvl w:val="0"/>
-          <w:numId w:val="7"/>
-        </w:numPr>
-        <w:spacing w:after="0"/>
-        <w:rPr>
-          <w:rFonts w:ascii="Times New Roman" w:hAnsi="Times New Roman" w:cs="Times New Roman"/>
-        </w:rPr>
-      </w:pPr>
-      <w:r>
-        <w:rPr>
-          <w:rFonts w:ascii="Segoe UI Emoji" w:hAnsi="Segoe UI Emoji" w:cs="Segoe UI Emoji"/>
-        </w:rPr>
-        <w:t>⬜</w:t>
-      </w:r>
-      <w:r>
-        <w:rPr>
-          <w:rFonts w:ascii="Times New Roman" w:hAnsi="Times New Roman" w:cs="Times New Roman"/>
-        </w:rPr>
-        <w:t xml:space="preserve"> Показывать комментарии под статьёй.</w:t>
-      </w:r>
-    </w:p>
-    <w:p>
-      <w:pPr>
-        <w:numPr>
-          <w:ilvl w:val="0"/>
-          <w:numId w:val="7"/>
-        </w:numPr>
-        <w:spacing w:after="0"/>
-        <w:rPr>
-          <w:rFonts w:ascii="Times New Roman" w:hAnsi="Times New Roman" w:cs="Times New Roman"/>
-        </w:rPr>
-      </w:pPr>
-      <w:r>
-        <w:rPr>
-          <w:rFonts w:ascii="Segoe UI Emoji" w:hAnsi="Segoe UI Emoji" w:cs="Segoe UI Emoji"/>
-        </w:rPr>
-        <w:t>⬜</w:t>
-      </w:r>
-      <w:r>
-        <w:rPr>
-          <w:rFonts w:ascii="Times New Roman" w:hAnsi="Times New Roman" w:cs="Times New Roman"/>
-        </w:rPr>
-        <w:t xml:space="preserve"> Добавить форму создания комментария.</w:t>
-      </w:r>
-    </w:p>
-    <w:p>
-      <w:pPr>
-        <w:numPr>
-          <w:ilvl w:val="0"/>
-          <w:numId w:val="7"/>
-        </w:numPr>
-        <w:spacing w:after="0"/>
-        <w:rPr>
-          <w:rFonts w:ascii="Times New Roman" w:hAnsi="Times New Roman" w:cs="Times New Roman"/>
-        </w:rPr>
-      </w:pPr>
-      <w:r>
-        <w:rPr>
-          <w:rFonts w:ascii="Segoe UI Emoji" w:hAnsi="Segoe UI Emoji" w:cs="Segoe UI Emoji"/>
-        </w:rPr>
-        <w:t>⬜</w:t>
-      </w:r>
-      <w:r>
-        <w:rPr>
-          <w:rFonts w:ascii="Times New Roman" w:hAnsi="Times New Roman" w:cs="Times New Roman"/>
-        </w:rPr>
-        <w:t xml:space="preserve"> Разрешить комментирование только авторизованным пользователям.</w:t>
-      </w:r>
-    </w:p>
-    <w:p>
-      <w:pPr>
-        <w:numPr>
-          <w:ilvl w:val="0"/>
-          <w:numId w:val="7"/>
-        </w:numPr>
-        <w:spacing w:after="0"/>
-        <w:rPr>
-          <w:rFonts w:ascii="Times New Roman" w:hAnsi="Times New Roman" w:cs="Times New Roman"/>
-        </w:rPr>
-      </w:pPr>
-      <w:r>
-        <w:rPr>
-          <w:rFonts w:ascii="Segoe UI Emoji" w:hAnsi="Segoe UI Emoji" w:cs="Segoe UI Emoji"/>
-        </w:rPr>
-        <w:t>⬜</w:t>
-      </w:r>
-      <w:r>
-        <w:rPr>
-          <w:rFonts w:ascii="Times New Roman" w:hAnsi="Times New Roman" w:cs="Times New Roman"/>
-        </w:rPr>
-        <w:t xml:space="preserve"> Защитить форму через CSRF.</w:t>
-      </w:r>
-    </w:p>
-    <w:p>
-      <w:pPr>
-        <w:numPr>
-          <w:ilvl w:val="0"/>
-          <w:numId w:val="7"/>
-        </w:numPr>
-        <w:spacing w:after="0"/>
-        <w:rPr>
-          <w:rFonts w:ascii="Times New Roman" w:hAnsi="Times New Roman" w:cs="Times New Roman"/>
-        </w:rPr>
-      </w:pPr>
-      <w:r>
-        <w:rPr>
-          <w:rFonts w:ascii="Segoe UI Emoji" w:hAnsi="Segoe UI Emoji" w:cs="Segoe UI Emoji"/>
-        </w:rPr>
-        <w:t>⬜</w:t>
-      </w:r>
-      <w:r>
-        <w:rPr>
-          <w:rFonts w:ascii="Times New Roman" w:hAnsi="Times New Roman" w:cs="Times New Roman"/>
-        </w:rPr>
-        <w:t xml:space="preserve"> Добавить пагинацию при большом количестве комментариев.</w:t>
-      </w:r>
-    </w:p>
-    <w:p>
-      <w:pPr>
-        <w:numPr>
-          <w:ilvl w:val="0"/>
-          <w:numId w:val="7"/>
-        </w:numPr>
-        <w:spacing w:after="0"/>
-        <w:rPr>
-          <w:rFonts w:ascii="Times New Roman" w:hAnsi="Times New Roman" w:cs="Times New Roman"/>
-        </w:rPr>
-      </w:pPr>
-      <w:r>
-        <w:rPr>
-          <w:rFonts w:ascii="Segoe UI Emoji" w:hAnsi="Segoe UI Emoji" w:cs="Segoe UI Emoji"/>
-        </w:rPr>
-        <w:t>⬜</w:t>
+        <w:t>✅</w:t>
       </w:r>
       <w:r>
         <w:rPr>
@@ -2601,7 +2601,7 @@
         <w:rPr>
           <w:rFonts w:ascii="Segoe UI Emoji" w:hAnsi="Segoe UI Emoji" w:cs="Segoe UI Emoji"/>
         </w:rPr>
-        <w:t>⬜</w:t>
+        <w:t>✅</w:t>
       </w:r>
       <w:r>
         <w:rPr>
@@ -2639,7 +2639,7 @@
         <w:rPr>
           <w:rFonts w:ascii="Segoe UI Emoji" w:hAnsi="Segoe UI Emoji" w:cs="Segoe UI Emoji"/>
         </w:rPr>
-        <w:t>⬜</w:t>
+        <w:t>✅</w:t>
       </w:r>
       <w:r>
         <w:rPr>
@@ -2663,7 +2663,7 @@
         <w:rPr>
           <w:rFonts w:ascii="Segoe UI Emoji" w:hAnsi="Segoe UI Emoji" w:cs="Segoe UI Emoji"/>
         </w:rPr>
-        <w:t>⬜</w:t>
+        <w:t>✅</w:t>
       </w:r>
       <w:r>
         <w:rPr>
@@ -2687,7 +2687,7 @@
         <w:rPr>
           <w:rFonts w:ascii="Segoe UI Emoji" w:hAnsi="Segoe UI Emoji" w:cs="Segoe UI Emoji"/>
         </w:rPr>
-        <w:t>⬜</w:t>
+        <w:t>✅</w:t>
       </w:r>
       <w:r>
         <w:rPr>
@@ -2711,7 +2711,7 @@
         <w:rPr>
           <w:rFonts w:ascii="Segoe UI Emoji" w:hAnsi="Segoe UI Emoji" w:cs="Segoe UI Emoji"/>
         </w:rPr>
-        <w:t>⬜</w:t>
+        <w:t>✅</w:t>
       </w:r>
       <w:r>
         <w:rPr>
@@ -2735,13 +2735,13 @@
         <w:rPr>
           <w:rFonts w:ascii="Segoe UI Emoji" w:hAnsi="Segoe UI Emoji" w:cs="Segoe UI Emoji"/>
         </w:rPr>
-        <w:t>⬜</w:t>
-      </w:r>
-      <w:r>
-        <w:rPr>
-          <w:rFonts w:ascii="Times New Roman" w:hAnsi="Times New Roman" w:cs="Times New Roman"/>
-        </w:rPr>
-        <w:t xml:space="preserve"> Определить правила для анонимных просмотров.</w:t>
+        <w:t>✅</w:t>
+      </w:r>
+      <w:r>
+        <w:rPr>
+          <w:rFonts w:ascii="Times New Roman" w:hAnsi="Times New Roman" w:cs="Times New Roman"/>
+        </w:rPr>
+        <w:t>Определить правила для анонимных просмотров.</w:t>
       </w:r>
     </w:p>
     <w:p>
@@ -2759,7 +2759,7 @@
         <w:rPr>
           <w:rFonts w:ascii="Segoe UI Emoji" w:hAnsi="Segoe UI Emoji" w:cs="Segoe UI Emoji"/>
         </w:rPr>
-        <w:t>⬜</w:t>
+        <w:t>✅</w:t>
       </w:r>
       <w:r>
         <w:rPr>
@@ -2783,13 +2783,13 @@
         <w:rPr>
           <w:rFonts w:ascii="Segoe UI Emoji" w:hAnsi="Segoe UI Emoji" w:cs="Segoe UI Emoji"/>
         </w:rPr>
-        <w:t>⬜</w:t>
-      </w:r>
-      <w:r>
-        <w:rPr>
-          <w:rFonts w:ascii="Times New Roman" w:hAnsi="Times New Roman" w:cs="Times New Roman"/>
-        </w:rPr>
-        <w:t xml:space="preserve"> Добавить счётчик просмотров статьи.</w:t>
+        <w:t>✅</w:t>
+      </w:r>
+      <w:r>
+        <w:rPr>
+          <w:rFonts w:ascii="Times New Roman" w:hAnsi="Times New Roman" w:cs="Times New Roman"/>
+        </w:rPr>
+        <w:t>Добавить счётчик просмотров статьи.</w:t>
       </w:r>
     </w:p>
     <w:p>
@@ -2975,7 +2975,7 @@
         <w:rPr>
           <w:rFonts w:ascii="Segoe UI Emoji" w:hAnsi="Segoe UI Emoji" w:cs="Segoe UI Emoji"/>
         </w:rPr>
-        <w:t>⬜</w:t>
+        <w:t>✅</w:t>
       </w:r>
       <w:r>
         <w:rPr>
@@ -3013,7 +3013,7 @@
         <w:rPr>
           <w:rFonts w:ascii="Segoe UI Emoji" w:hAnsi="Segoe UI Emoji" w:cs="Segoe UI Emoji"/>
         </w:rPr>
-        <w:t>⬜</w:t>
+        <w:t>✅</w:t>
       </w:r>
       <w:r>
         <w:rPr>
@@ -3037,7 +3037,7 @@
         <w:rPr>
           <w:rFonts w:ascii="Segoe UI Emoji" w:hAnsi="Segoe UI Emoji" w:cs="Segoe UI Emoji"/>
         </w:rPr>
-        <w:t>⬜</w:t>
+        <w:t>✅</w:t>
       </w:r>
       <w:r>
         <w:rPr>
@@ -3061,7 +3061,7 @@
         <w:rPr>
           <w:rFonts w:ascii="Segoe UI Emoji" w:hAnsi="Segoe UI Emoji" w:cs="Segoe UI Emoji"/>
         </w:rPr>
-        <w:t>⬜</w:t>
+        <w:t>✅</w:t>
       </w:r>
       <w:r>
         <w:rPr>
@@ -3085,7 +3085,7 @@
         <w:rPr>
           <w:rFonts w:ascii="Segoe UI Emoji" w:hAnsi="Segoe UI Emoji" w:cs="Segoe UI Emoji"/>
         </w:rPr>
-        <w:t>⬜</w:t>
+        <w:t>✅</w:t>
       </w:r>
       <w:r>
         <w:rPr>
@@ -3109,7 +3109,7 @@
         <w:rPr>
           <w:rFonts w:ascii="Segoe UI Emoji" w:hAnsi="Segoe UI Emoji" w:cs="Segoe UI Emoji"/>
         </w:rPr>
-        <w:t>⬜</w:t>
+        <w:t>✅</w:t>
       </w:r>
       <w:r>
         <w:rPr>
@@ -3133,7 +3133,7 @@
         <w:rPr>
           <w:rFonts w:ascii="Segoe UI Emoji" w:hAnsi="Segoe UI Emoji" w:cs="Segoe UI Emoji"/>
         </w:rPr>
-        <w:t>⬜</w:t>
+        <w:t>✅</w:t>
       </w:r>
       <w:r>
         <w:rPr>
@@ -3157,7 +3157,7 @@
         <w:rPr>
           <w:rFonts w:ascii="Segoe UI Emoji" w:hAnsi="Segoe UI Emoji" w:cs="Segoe UI Emoji"/>
         </w:rPr>
-        <w:t>⬜</w:t>
+        <w:t>✅</w:t>
       </w:r>
       <w:r>
         <w:rPr>
@@ -3181,7 +3181,7 @@
         <w:rPr>
           <w:rFonts w:ascii="Segoe UI Emoji" w:hAnsi="Segoe UI Emoji" w:cs="Segoe UI Emoji"/>
         </w:rPr>
-        <w:t>⬜</w:t>
+        <w:t>✅</w:t>
       </w:r>
       <w:r>
         <w:rPr>
@@ -3205,7 +3205,7 @@
         <w:rPr>
           <w:rFonts w:ascii="Segoe UI Emoji" w:hAnsi="Segoe UI Emoji" w:cs="Segoe UI Emoji"/>
         </w:rPr>
-        <w:t>⬜</w:t>
+        <w:t>✅</w:t>
       </w:r>
       <w:r>
         <w:rPr>
@@ -3383,7 +3383,7 @@
         <w:rPr>
           <w:rFonts w:ascii="Segoe UI Emoji" w:hAnsi="Segoe UI Emoji" w:cs="Segoe UI Emoji"/>
         </w:rPr>
-        <w:t>⬜</w:t>
+        <w:t>✅</w:t>
       </w:r>
       <w:r>
         <w:rPr>
@@ -3435,13 +3435,13 @@
         <w:rPr>
           <w:rFonts w:ascii="Segoe UI Emoji" w:hAnsi="Segoe UI Emoji" w:cs="Segoe UI Emoji"/>
         </w:rPr>
-        <w:t>⬜</w:t>
-      </w:r>
-      <w:r>
-        <w:rPr>
-          <w:rFonts w:ascii="Times New Roman" w:hAnsi="Times New Roman" w:cs="Times New Roman"/>
-        </w:rPr>
-        <w:t xml:space="preserve"> Назначить группе необходимые </w:t>
+        <w:t>✅</w:t>
+      </w:r>
+      <w:r>
+        <w:rPr>
+          <w:rFonts w:ascii="Times New Roman" w:hAnsi="Times New Roman" w:cs="Times New Roman"/>
+        </w:rPr>
+        <w:t xml:space="preserve">Назначить группе необходимые </w:t>
       </w:r>
       <w:proofErr w:type="spellStart"/>
       <w:r>
@@ -3473,13 +3473,13 @@
         <w:rPr>
           <w:rFonts w:ascii="Segoe UI Emoji" w:hAnsi="Segoe UI Emoji" w:cs="Segoe UI Emoji"/>
         </w:rPr>
-        <w:t>⬜</w:t>
-      </w:r>
-      <w:r>
-        <w:rPr>
-          <w:rFonts w:ascii="Times New Roman" w:hAnsi="Times New Roman" w:cs="Times New Roman"/>
-        </w:rPr>
-        <w:t xml:space="preserve"> Добавить в группу нескольких пользователей.</w:t>
+        <w:t>✅</w:t>
+      </w:r>
+      <w:r>
+        <w:rPr>
+          <w:rFonts w:ascii="Times New Roman" w:hAnsi="Times New Roman" w:cs="Times New Roman"/>
+        </w:rPr>
+        <w:t>Добавить в группу нескольких пользователей.</w:t>
       </w:r>
     </w:p>
     <w:p>
@@ -3497,13 +3497,13 @@
         <w:rPr>
           <w:rFonts w:ascii="Segoe UI Emoji" w:hAnsi="Segoe UI Emoji" w:cs="Segoe UI Emoji"/>
         </w:rPr>
-        <w:t>⬜</w:t>
-      </w:r>
-      <w:r>
-        <w:rPr>
-          <w:rFonts w:ascii="Times New Roman" w:hAnsi="Times New Roman" w:cs="Times New Roman"/>
-        </w:rPr>
-        <w:t xml:space="preserve"> Ограничить административные действия этой группой.</w:t>
+        <w:t>✅</w:t>
+      </w:r>
+      <w:r>
+        <w:rPr>
+          <w:rFonts w:ascii="Times New Roman" w:hAnsi="Times New Roman" w:cs="Times New Roman"/>
+        </w:rPr>
+        <w:t>Ограничить административные действия этой группой.</w:t>
       </w:r>
     </w:p>
     <w:p>
@@ -3521,13 +3521,13 @@
         <w:rPr>
           <w:rFonts w:ascii="Segoe UI Emoji" w:hAnsi="Segoe UI Emoji" w:cs="Segoe UI Emoji"/>
         </w:rPr>
-        <w:t>⬜</w:t>
-      </w:r>
-      <w:r>
-        <w:rPr>
-          <w:rFonts w:ascii="Times New Roman" w:hAnsi="Times New Roman" w:cs="Times New Roman"/>
-        </w:rPr>
-        <w:t xml:space="preserve"> Проверить, что обычный пользователь не может открыть /admin/.</w:t>
+        <w:t>✅</w:t>
+      </w:r>
+      <w:r>
+        <w:rPr>
+          <w:rFonts w:ascii="Times New Roman" w:hAnsi="Times New Roman" w:cs="Times New Roman"/>
+        </w:rPr>
+        <w:t>Проверить, что обычный пользователь не может открыть /admin/.</w:t>
       </w:r>
     </w:p>
     <w:p>
@@ -3545,13 +3545,13 @@
         <w:rPr>
           <w:rFonts w:ascii="Segoe UI Emoji" w:hAnsi="Segoe UI Emoji" w:cs="Segoe UI Emoji"/>
         </w:rPr>
-        <w:t>⬜</w:t>
-      </w:r>
-      <w:r>
-        <w:rPr>
-          <w:rFonts w:ascii="Times New Roman" w:hAnsi="Times New Roman" w:cs="Times New Roman"/>
-        </w:rPr>
-        <w:t xml:space="preserve"> Проверить, что администратор портала не получает лишние системные права.</w:t>
+        <w:t>✅</w:t>
+      </w:r>
+      <w:r>
+        <w:rPr>
+          <w:rFonts w:ascii="Times New Roman" w:hAnsi="Times New Roman" w:cs="Times New Roman"/>
+        </w:rPr>
+        <w:t>Проверить, что администратор портала не получает лишние системные права.</w:t>
       </w:r>
     </w:p>
     <w:p>
@@ -3780,7 +3780,7 @@
         <w:rPr>
           <w:rFonts w:ascii="Segoe UI Emoji" w:hAnsi="Segoe UI Emoji" w:cs="Segoe UI Emoji"/>
         </w:rPr>
-        <w:t>⬜</w:t>
+        <w:t>✅</w:t>
       </w:r>
       <w:r>
         <w:rPr>
@@ -4422,13 +4422,13 @@
         <w:rPr>
           <w:rFonts w:ascii="Segoe UI Emoji" w:hAnsi="Segoe UI Emoji" w:cs="Segoe UI Emoji"/>
         </w:rPr>
-        <w:t>⬜</w:t>
-      </w:r>
-      <w:r>
-        <w:rPr>
-          <w:rFonts w:ascii="Times New Roman" w:hAnsi="Times New Roman" w:cs="Times New Roman"/>
-        </w:rPr>
-        <w:t xml:space="preserve"> Выдать эти возможности группе </w:t>
+        <w:t>✅</w:t>
+      </w:r>
+      <w:r>
+        <w:rPr>
+          <w:rFonts w:ascii="Times New Roman" w:hAnsi="Times New Roman" w:cs="Times New Roman"/>
+        </w:rPr>
+        <w:t xml:space="preserve">Выдать эти возможности группе </w:t>
       </w:r>
       <w:proofErr w:type="spellStart"/>
       <w:r>
@@ -4474,13 +4474,13 @@
         <w:rPr>
           <w:rFonts w:ascii="Segoe UI Emoji" w:hAnsi="Segoe UI Emoji" w:cs="Segoe UI Emoji"/>
         </w:rPr>
-        <w:t>⬜</w:t>
-      </w:r>
-      <w:r>
-        <w:rPr>
-          <w:rFonts w:ascii="Times New Roman" w:hAnsi="Times New Roman" w:cs="Times New Roman"/>
-        </w:rPr>
-        <w:t xml:space="preserve"> Реализовать временный бан.</w:t>
+        <w:t>✅</w:t>
+      </w:r>
+      <w:r>
+        <w:rPr>
+          <w:rFonts w:ascii="Times New Roman" w:hAnsi="Times New Roman" w:cs="Times New Roman"/>
+        </w:rPr>
+        <w:t>Реализовать временный бан.</w:t>
       </w:r>
     </w:p>
     <w:p>
@@ -4498,13 +4498,13 @@
         <w:rPr>
           <w:rFonts w:ascii="Segoe UI Emoji" w:hAnsi="Segoe UI Emoji" w:cs="Segoe UI Emoji"/>
         </w:rPr>
-        <w:t>⬜</w:t>
-      </w:r>
-      <w:r>
-        <w:rPr>
-          <w:rFonts w:ascii="Times New Roman" w:hAnsi="Times New Roman" w:cs="Times New Roman"/>
-        </w:rPr>
-        <w:t xml:space="preserve"> Добавить причину бана.</w:t>
+        <w:t>✅</w:t>
+      </w:r>
+      <w:r>
+        <w:rPr>
+          <w:rFonts w:ascii="Times New Roman" w:hAnsi="Times New Roman" w:cs="Times New Roman"/>
+        </w:rPr>
+        <w:t>Добавить причину бана.</w:t>
       </w:r>
     </w:p>
     <w:p>
@@ -4522,13 +4522,13 @@
         <w:rPr>
           <w:rFonts w:ascii="Segoe UI Emoji" w:hAnsi="Segoe UI Emoji" w:cs="Segoe UI Emoji"/>
         </w:rPr>
-        <w:t>⬜</w:t>
-      </w:r>
-      <w:r>
-        <w:rPr>
-          <w:rFonts w:ascii="Times New Roman" w:hAnsi="Times New Roman" w:cs="Times New Roman"/>
-        </w:rPr>
-        <w:t xml:space="preserve"> Добавить дату начала бана.</w:t>
+        <w:t>✅</w:t>
+      </w:r>
+      <w:r>
+        <w:rPr>
+          <w:rFonts w:ascii="Times New Roman" w:hAnsi="Times New Roman" w:cs="Times New Roman"/>
+        </w:rPr>
+        <w:t>Добавить дату начала бана.</w:t>
       </w:r>
     </w:p>
     <w:p>
@@ -4546,13 +4546,13 @@
         <w:rPr>
           <w:rFonts w:ascii="Segoe UI Emoji" w:hAnsi="Segoe UI Emoji" w:cs="Segoe UI Emoji"/>
         </w:rPr>
-        <w:t>⬜</w:t>
-      </w:r>
-      <w:r>
-        <w:rPr>
-          <w:rFonts w:ascii="Times New Roman" w:hAnsi="Times New Roman" w:cs="Times New Roman"/>
-        </w:rPr>
-        <w:t xml:space="preserve"> Добавить дату окончания бана.</w:t>
+        <w:t>✅</w:t>
+      </w:r>
+      <w:r>
+        <w:rPr>
+          <w:rFonts w:ascii="Times New Roman" w:hAnsi="Times New Roman" w:cs="Times New Roman"/>
+        </w:rPr>
+        <w:t>Добавить дату окончания бана.</w:t>
       </w:r>
     </w:p>
     <w:p>
@@ -4570,13 +4570,13 @@
         <w:rPr>
           <w:rFonts w:ascii="Segoe UI Emoji" w:hAnsi="Segoe UI Emoji" w:cs="Segoe UI Emoji"/>
         </w:rPr>
-        <w:t>⬜</w:t>
-      </w:r>
-      <w:r>
-        <w:rPr>
-          <w:rFonts w:ascii="Times New Roman" w:hAnsi="Times New Roman" w:cs="Times New Roman"/>
-        </w:rPr>
-        <w:t xml:space="preserve"> Запретить заблокированному пользователю вход.</w:t>
+        <w:t>✅</w:t>
+      </w:r>
+      <w:r>
+        <w:rPr>
+          <w:rFonts w:ascii="Times New Roman" w:hAnsi="Times New Roman" w:cs="Times New Roman"/>
+        </w:rPr>
+        <w:t>Запретить заблокированному пользователю вход.</w:t>
       </w:r>
     </w:p>
     <w:p>
@@ -4594,13 +4594,13 @@
         <w:rPr>
           <w:rFonts w:ascii="Segoe UI Emoji" w:hAnsi="Segoe UI Emoji" w:cs="Segoe UI Emoji"/>
         </w:rPr>
-        <w:t>⬜</w:t>
-      </w:r>
-      <w:r>
-        <w:rPr>
-          <w:rFonts w:ascii="Times New Roman" w:hAnsi="Times New Roman" w:cs="Times New Roman"/>
-        </w:rPr>
-        <w:t xml:space="preserve"> Запретить заблокированному пользователю комментирование.</w:t>
+        <w:t>✅</w:t>
+      </w:r>
+      <w:r>
+        <w:rPr>
+          <w:rFonts w:ascii="Times New Roman" w:hAnsi="Times New Roman" w:cs="Times New Roman"/>
+        </w:rPr>
+        <w:t>Запретить заблокированному пользователю комментирование.</w:t>
       </w:r>
     </w:p>
     <w:p>
@@ -4618,13 +4618,13 @@
         <w:rPr>
           <w:rFonts w:ascii="Segoe UI Emoji" w:hAnsi="Segoe UI Emoji" w:cs="Segoe UI Emoji"/>
         </w:rPr>
-        <w:t>⬜</w:t>
-      </w:r>
-      <w:r>
-        <w:rPr>
-          <w:rFonts w:ascii="Times New Roman" w:hAnsi="Times New Roman" w:cs="Times New Roman"/>
-        </w:rPr>
-        <w:t xml:space="preserve"> Запретить заблокированному пользователю сохранение материалов.</w:t>
+        <w:t>✅</w:t>
+      </w:r>
+      <w:r>
+        <w:rPr>
+          <w:rFonts w:ascii="Times New Roman" w:hAnsi="Times New Roman" w:cs="Times New Roman"/>
+        </w:rPr>
+        <w:t>Запретить заблокированному пользователю сохранение материалов.</w:t>
       </w:r>
     </w:p>
     <w:p>
@@ -4642,13 +4642,13 @@
         <w:rPr>
           <w:rFonts w:ascii="Segoe UI Emoji" w:hAnsi="Segoe UI Emoji" w:cs="Segoe UI Emoji"/>
         </w:rPr>
-        <w:t>⬜</w:t>
-      </w:r>
-      <w:r>
-        <w:rPr>
-          <w:rFonts w:ascii="Times New Roman" w:hAnsi="Times New Roman" w:cs="Times New Roman"/>
-        </w:rPr>
-        <w:t xml:space="preserve"> Автоматически снимать временный бан после завершения срока.</w:t>
+        <w:t>✅</w:t>
+      </w:r>
+      <w:r>
+        <w:rPr>
+          <w:rFonts w:ascii="Times New Roman" w:hAnsi="Times New Roman" w:cs="Times New Roman"/>
+        </w:rPr>
+        <w:t>Автоматически снимать временный бан после завершения срока.</w:t>
       </w:r>
     </w:p>
     <w:p>
